--- a/hin/docx/016.content.docx
+++ b/hin/docx/016.content.docx
@@ -19,7 +19,7 @@
         <w:rPr>
           <w:lang w:val="hi_IN" w:bidi="hi_IN"/>
         </w:rPr>
-        <w:t>Resource: Tyndale Open Study Notes</w:t>
+        <w:t>Resource: Aquifer Open Study Notes (Profiles)</w:t>
       </w:r>
       <w:r>
         <w:rPr>
@@ -112,7 +112,7 @@
         <w:rPr>
           <w:lang w:val="hi_IN" w:bidi="hi_IN"/>
         </w:rPr>
-        <w:t>Tyndale Open Study Notes</w:t>
+        <w:t>Aquifer Open Study Notes (Profiles)</w:t>
       </w:r>
     </w:p>
     <w:p>

--- a/hin/docx/016.content.docx
+++ b/hin/docx/016.content.docx
@@ -247,18 +247,12 @@
         </w:rPr>
         <w:t>पौलुस ने पहली बार प्रिस्किल्ला और अक्विला से कुरिन्थ में मुलाकात की। वे हाल ही में पहुँचे थे, क्योंकि रोमी सम्राट क्लौदियुस कैसर (ने ईस्वी 49 में रोम से सभी यहूदियों को निर्वासित कर दिया था। पौलुस की उनसे जान-पहचान हुई, क्योंकि वे भी उनके जैसे तंबू बनाने वाले (या संभवतः चमड़े के काम करने वाले) थे, उन्होंने कुरिन्थ में अपने पहले डेढ़ साल के प्रवास के दौरान, ईस्वी 50 से 52 तक, उनके साथ रहकर काम किया (</w:t>
       </w:r>
-      <w:hyperlink r:id="rId13">
-        <w:r>
-          <w:rPr>
-            <w:lang w:val="hi_IN" w:bidi="hi_IN"/>
-          </w:rPr>
-          <w:rPr>
-            <w:color w:val="0000EE"/>
-            <w:u w:val="single"/>
-          </w:rPr>
-          <w:t>प्रेरि 18:1–3</w:t>
-        </w:r>
-      </w:hyperlink>
+      <w:r>
+        <w:rPr>
+          <w:lang w:val="hi_IN" w:bidi="hi_IN"/>
+        </w:rPr>
+        <w:t>प्रेरि 18:1–3</w:t>
+      </w:r>
       <w:r>
         <w:rPr>
           <w:lang w:val="hi_IN" w:bidi="hi_IN"/>
@@ -279,36 +273,24 @@
         </w:rPr>
         <w:t>जब पौलुस ने कुरिन्थ छोड़ा, तो वह प्रिस्किल्ला और अक्विला को अपने साथ लेकर गए और उन्हें इफिसुस में छोड़ दिया (</w:t>
       </w:r>
-      <w:hyperlink r:id="rId14">
-        <w:r>
-          <w:rPr>
-            <w:lang w:val="hi_IN" w:bidi="hi_IN"/>
-          </w:rPr>
-          <w:rPr>
-            <w:color w:val="0000EE"/>
-            <w:u w:val="single"/>
-          </w:rPr>
-          <w:t>प्रेरि18:18–19</w:t>
-        </w:r>
-      </w:hyperlink>
+      <w:r>
+        <w:rPr>
+          <w:lang w:val="hi_IN" w:bidi="hi_IN"/>
+        </w:rPr>
+        <w:t>प्रेरि18:18–19</w:t>
+      </w:r>
       <w:r>
         <w:rPr>
           <w:lang w:val="hi_IN" w:bidi="hi_IN"/>
         </w:rPr>
         <w:t>)। वे यरूशलेम और अन्ताकिया लौट आए। बाद में, जब अपुल्लोस इफिसुस आए, तो उन्होंने सभाओं में यीशु के बारे में उत्साहपूर्वक प्रचार किया। प्रिस्किल्ला और अक्विला ने उन्हें अलग ले जाकर यीशु के सत्य को उसको और भी स्पष्ट रूप से बताया। उनकी सहायता से, अपुल्लोस एक प्रभावशाली शिक्षक बन गए जिन्होंने यीशु के बारे में सुसमाचार साझा किया और मसीही विश्वास का बचाव किया (</w:t>
       </w:r>
-      <w:hyperlink r:id="rId15">
-        <w:r>
-          <w:rPr>
-            <w:lang w:val="hi_IN" w:bidi="hi_IN"/>
-          </w:rPr>
-          <w:rPr>
-            <w:color w:val="0000EE"/>
-            <w:u w:val="single"/>
-          </w:rPr>
-          <w:t>प्रेरि 18:24–28</w:t>
-        </w:r>
-      </w:hyperlink>
+      <w:r>
+        <w:rPr>
+          <w:lang w:val="hi_IN" w:bidi="hi_IN"/>
+        </w:rPr>
+        <w:t>प्रेरि 18:24–28</w:t>
+      </w:r>
       <w:r>
         <w:rPr>
           <w:lang w:val="hi_IN" w:bidi="hi_IN"/>
@@ -329,54 +311,36 @@
         </w:rPr>
         <w:t>बाद में, पौलुस इफिसुस में मसीहियों के लिए एक सभा स्थल के रूप में उनके घर का उल्लेख करते हैं। वह कुरिन्थ में कलीसिया को अपने अभिवादन के साथ उनका अभिवादन भी शामिल करते हैं (</w:t>
       </w:r>
-      <w:hyperlink r:id="rId16">
-        <w:r>
-          <w:rPr>
-            <w:lang w:val="hi_IN" w:bidi="hi_IN"/>
-          </w:rPr>
-          <w:rPr>
-            <w:color w:val="0000EE"/>
-            <w:u w:val="single"/>
-          </w:rPr>
-          <w:t>1 कुरि 16:19</w:t>
-        </w:r>
-      </w:hyperlink>
+      <w:r>
+        <w:rPr>
+          <w:lang w:val="hi_IN" w:bidi="hi_IN"/>
+        </w:rPr>
+        <w:t>1 कुरि 16:19</w:t>
+      </w:r>
       <w:r>
         <w:rPr>
           <w:lang w:val="hi_IN" w:bidi="hi_IN"/>
         </w:rPr>
         <w:t xml:space="preserve">; और देखें </w:t>
       </w:r>
-      <w:hyperlink r:id="rId17">
-        <w:r>
-          <w:rPr>
-            <w:lang w:val="hi_IN" w:bidi="hi_IN"/>
-          </w:rPr>
-          <w:rPr>
-            <w:color w:val="0000EE"/>
-            <w:u w:val="single"/>
-          </w:rPr>
-          <w:t>2 तीमु 4:19</w:t>
-        </w:r>
-      </w:hyperlink>
+      <w:r>
+        <w:rPr>
+          <w:lang w:val="hi_IN" w:bidi="hi_IN"/>
+        </w:rPr>
+        <w:t>2 तीमु 4:19</w:t>
+      </w:r>
       <w:r>
         <w:rPr>
           <w:lang w:val="hi_IN" w:bidi="hi_IN"/>
         </w:rPr>
         <w:t xml:space="preserve"> )। ऐसा प्रतीत होता है कि वे बाद में रोम लौट आए, संभवतः क्लौदियुस के आदेश के शिथिल होने के बाद। पौलुस रोम में कलीसिया को लिखते समय सबसे पहले उन्हें अपना अभिवादन भेजते हैं (</w:t>
       </w:r>
-      <w:hyperlink r:id="rId18">
-        <w:r>
-          <w:rPr>
-            <w:lang w:val="hi_IN" w:bidi="hi_IN"/>
-          </w:rPr>
-          <w:rPr>
-            <w:color w:val="0000EE"/>
-            <w:u w:val="single"/>
-          </w:rPr>
-          <w:t>रोम 16:3–5</w:t>
-        </w:r>
-      </w:hyperlink>
+      <w:r>
+        <w:rPr>
+          <w:lang w:val="hi_IN" w:bidi="hi_IN"/>
+        </w:rPr>
+        <w:t>रोम 16:3–5</w:t>
+      </w:r>
       <w:r>
         <w:rPr>
           <w:lang w:val="hi_IN" w:bidi="hi_IN"/>
@@ -420,108 +384,72 @@
           <w:lang w:val="hi_IN" w:bidi="hi_IN"/>
         </w:rPr>
       </w:r>
-      <w:hyperlink r:id="rId13">
-        <w:r>
-          <w:rPr>
-            <w:lang w:val="hi_IN" w:bidi="hi_IN"/>
-          </w:rPr>
-          <w:rPr>
-            <w:color w:val="0000EE"/>
-            <w:u w:val="single"/>
-          </w:rPr>
-          <w:t>प्रेरितों के काम 18:1–3</w:t>
-        </w:r>
-      </w:hyperlink>
+      <w:r>
+        <w:rPr>
+          <w:lang w:val="hi_IN" w:bidi="hi_IN"/>
+        </w:rPr>
+        <w:t>प्रेरितों के काम 18:1–3</w:t>
+      </w:r>
       <w:r>
         <w:rPr>
           <w:lang w:val="hi_IN" w:bidi="hi_IN"/>
         </w:rPr>
         <w:t xml:space="preserve">, </w:t>
       </w:r>
-      <w:hyperlink r:id="rId14">
-        <w:r>
-          <w:rPr>
-            <w:lang w:val="hi_IN" w:bidi="hi_IN"/>
-          </w:rPr>
-          <w:rPr>
-            <w:color w:val="0000EE"/>
-            <w:u w:val="single"/>
-          </w:rPr>
-          <w:t>18–19</w:t>
-        </w:r>
-      </w:hyperlink>
+      <w:r>
+        <w:rPr>
+          <w:lang w:val="hi_IN" w:bidi="hi_IN"/>
+        </w:rPr>
+        <w:t>18–19</w:t>
+      </w:r>
       <w:r>
         <w:rPr>
           <w:lang w:val="hi_IN" w:bidi="hi_IN"/>
         </w:rPr>
         <w:t xml:space="preserve">, </w:t>
       </w:r>
-      <w:hyperlink r:id="rId15">
-        <w:r>
-          <w:rPr>
-            <w:lang w:val="hi_IN" w:bidi="hi_IN"/>
-          </w:rPr>
-          <w:rPr>
-            <w:color w:val="0000EE"/>
-            <w:u w:val="single"/>
-          </w:rPr>
-          <w:t>24–28</w:t>
-        </w:r>
-      </w:hyperlink>
+      <w:r>
+        <w:rPr>
+          <w:lang w:val="hi_IN" w:bidi="hi_IN"/>
+        </w:rPr>
+        <w:t>24–28</w:t>
+      </w:r>
       <w:r>
         <w:rPr>
           <w:lang w:val="hi_IN" w:bidi="hi_IN"/>
         </w:rPr>
         <w:t xml:space="preserve">; </w:t>
       </w:r>
-      <w:hyperlink r:id="rId18">
-        <w:r>
-          <w:rPr>
-            <w:lang w:val="hi_IN" w:bidi="hi_IN"/>
-          </w:rPr>
-          <w:rPr>
-            <w:color w:val="0000EE"/>
-            <w:u w:val="single"/>
-          </w:rPr>
-          <w:t>रोमियों 16:3–5</w:t>
-        </w:r>
-      </w:hyperlink>
+      <w:r>
+        <w:rPr>
+          <w:lang w:val="hi_IN" w:bidi="hi_IN"/>
+        </w:rPr>
+        <w:t>रोमियों 16:3–5</w:t>
+      </w:r>
       <w:r>
         <w:rPr>
           <w:lang w:val="hi_IN" w:bidi="hi_IN"/>
         </w:rPr>
         <w:t xml:space="preserve">; </w:t>
       </w:r>
-      <w:hyperlink r:id="rId16">
-        <w:r>
-          <w:rPr>
-            <w:lang w:val="hi_IN" w:bidi="hi_IN"/>
-          </w:rPr>
-          <w:rPr>
-            <w:color w:val="0000EE"/>
-            <w:u w:val="single"/>
-          </w:rPr>
-          <w:t>1 कुरिन्थियों 16:19</w:t>
-        </w:r>
-      </w:hyperlink>
+      <w:r>
+        <w:rPr>
+          <w:lang w:val="hi_IN" w:bidi="hi_IN"/>
+        </w:rPr>
+        <w:t>1 कुरिन्थियों 16:19</w:t>
+      </w:r>
       <w:r>
         <w:rPr>
           <w:lang w:val="hi_IN" w:bidi="hi_IN"/>
         </w:rPr>
         <w:t xml:space="preserve">; </w:t>
       </w:r>
-      <w:hyperlink r:id="rId17">
-        <w:r>
-          <w:rPr>
-            <w:lang w:val="hi_IN" w:bidi="hi_IN"/>
-          </w:rPr>
-          <w:rPr>
-            <w:color w:val="0000EE"/>
-            <w:u w:val="single"/>
-          </w:rPr>
-          <w:t>2 तीमुथियुस 4:19</w:t>
-        </w:r>
-      </w:hyperlink>
+      <w:r>
+        <w:rPr>
+          <w:lang w:val="hi_IN" w:bidi="hi_IN"/>
+        </w:rPr>
+        <w:t>2 तीमुथियुस 4:19</w:t>
+      </w:r>
       <w:r>
         <w:rPr>
           <w:lang w:val="hi_IN" w:bidi="hi_IN"/>
